--- a/practice/data/theory/jungol/02_중등/2주차/2026년_2차_중등_수업_학생용_2019-2025.docx
+++ b/practice/data/theory/jungol/02_중등/2주차/2026년_2차_중등_수업_학생용_2019-2025.docx
@@ -1,6 +1,6 @@
 
 <file path=word/document.xml><?xml version="1.0" encoding="utf-8"?>
-<w:document xmlns:wpc="http://schemas.microsoft.com/office/word/2010/wordprocessingCanvas" xmlns:cx="http://schemas.microsoft.com/office/drawing/2014/chartex" xmlns:cx1="http://schemas.microsoft.com/office/drawing/2015/9/8/chartex" xmlns:mc="http://schemas.openxmlformats.org/markup-compatibility/2006" xmlns:o="urn:schemas-microsoft-com:office:office" xmlns:r="http://schemas.openxmlformats.org/officeDocument/2006/relationships" xmlns:m="http://schemas.openxmlformats.org/officeDocument/2006/math" xmlns:v="urn:schemas-microsoft-com:vml" xmlns:wp14="http://schemas.microsoft.com/office/word/2010/wordprocessingDrawing" xmlns:wp="http://schemas.openxmlformats.org/drawingml/2006/wordprocessingDrawing" xmlns:w10="urn:schemas-microsoft-com:office:word" xmlns:w="http://schemas.openxmlformats.org/wordprocessingml/2006/main" xmlns:w14="http://schemas.microsoft.com/office/word/2010/wordml" xmlns:w15="http://schemas.microsoft.com/office/word/2012/wordml" xmlns:w16se="http://schemas.microsoft.com/office/word/2015/wordml/symex" xmlns:wpg="http://schemas.microsoft.com/office/word/2010/wordprocessingGroup" xmlns:wpi="http://schemas.microsoft.com/office/word/2010/wordprocessingInk" xmlns:wne="http://schemas.microsoft.com/office/word/2006/wordml" xmlns:wps="http://schemas.microsoft.com/office/word/2010/wordprocessingShape" mc:Ignorable="w14 w15 w16se wp14">
+<w:document xmlns:wpc="http://schemas.microsoft.com/office/word/2010/wordprocessingCanvas" xmlns:cx="http://schemas.microsoft.com/office/drawing/2014/chartex" xmlns:cx1="http://schemas.microsoft.com/office/drawing/2015/9/8/chartex" xmlns:cx2="http://schemas.microsoft.com/office/drawing/2015/10/21/chartex" xmlns:cx3="http://schemas.microsoft.com/office/drawing/2016/5/9/chartex" xmlns:cx4="http://schemas.microsoft.com/office/drawing/2016/5/10/chartex" xmlns:cx5="http://schemas.microsoft.com/office/drawing/2016/5/11/chartex" xmlns:cx6="http://schemas.microsoft.com/office/drawing/2016/5/12/chartex" xmlns:cx7="http://schemas.microsoft.com/office/drawing/2016/5/13/chartex" xmlns:cx8="http://schemas.microsoft.com/office/drawing/2016/5/14/chartex" xmlns:mc="http://schemas.openxmlformats.org/markup-compatibility/2006" xmlns:aink="http://schemas.microsoft.com/office/drawing/2016/ink" xmlns:am3d="http://schemas.microsoft.com/office/drawing/2017/model3d" xmlns:o="urn:schemas-microsoft-com:office:office" xmlns:r="http://schemas.openxmlformats.org/officeDocument/2006/relationships" xmlns:m="http://schemas.openxmlformats.org/officeDocument/2006/math" xmlns:v="urn:schemas-microsoft-com:vml" xmlns:wp14="http://schemas.microsoft.com/office/word/2010/wordprocessingDrawing" xmlns:wp="http://schemas.openxmlformats.org/drawingml/2006/wordprocessingDrawing" xmlns:w10="urn:schemas-microsoft-com:office:word" xmlns:w="http://schemas.openxmlformats.org/wordprocessingml/2006/main" xmlns:w14="http://schemas.microsoft.com/office/word/2010/wordml" xmlns:w15="http://schemas.microsoft.com/office/word/2012/wordml" xmlns:w16cex="http://schemas.microsoft.com/office/word/2018/wordml/cex" xmlns:w16cid="http://schemas.microsoft.com/office/word/2016/wordml/cid" xmlns:w16="http://schemas.microsoft.com/office/word/2018/wordml" xmlns:w16sdtdh="http://schemas.microsoft.com/office/word/2020/wordml/sdtdatahash" xmlns:w16se="http://schemas.microsoft.com/office/word/2015/wordml/symex" xmlns:wpg="http://schemas.microsoft.com/office/word/2010/wordprocessingGroup" xmlns:wpi="http://schemas.microsoft.com/office/word/2010/wordprocessingInk" xmlns:wne="http://schemas.microsoft.com/office/word/2006/wordml" xmlns:wps="http://schemas.microsoft.com/office/word/2010/wordprocessingShape" mc:Ignorable="w14 w15 w16se w16cid w16 w16cex w16sdtdh wp14">
   <w:body>
     <w:tbl>
       <w:tblPr>
@@ -1189,7 +1189,7 @@
           <w:tab w:val="left" w:pos="1454"/>
         </w:tabs>
         <w:rPr>
-          <w:rFonts w:ascii="Consolas" w:eastAsiaTheme="minorHAnsi" w:hAnsi="Consolas" w:cs="Consolas" w:hint="eastAsia"/>
+          <w:rFonts w:ascii="Consolas" w:eastAsiaTheme="minorHAnsi" w:hAnsi="Consolas" w:cs="Consolas"/>
           <w:sz w:val="24"/>
           <w:szCs w:val="24"/>
         </w:rPr>
@@ -1337,6 +1337,286 @@
         </w:rPr>
         <w:t xml:space="preserve"> </w:t>
       </w:r>
+      <w:r>
+        <w:rPr>
+          <w:rFonts w:ascii="Consolas" w:eastAsiaTheme="minorHAnsi" w:hAnsi="Consolas" w:cs="맑은 고딕"/>
+          <w:sz w:val="24"/>
+          <w:szCs w:val="24"/>
+        </w:rPr>
+        <w:t>회문이라</w:t>
+      </w:r>
+      <w:r>
+        <w:rPr>
+          <w:rFonts w:ascii="Consolas" w:eastAsiaTheme="minorHAnsi" w:hAnsi="Consolas" w:cs="맑은 고딕"/>
+          <w:sz w:val="24"/>
+          <w:szCs w:val="24"/>
+        </w:rPr>
+        <w:t xml:space="preserve"> </w:t>
+      </w:r>
+      <w:r>
+        <w:rPr>
+          <w:rFonts w:ascii="Consolas" w:eastAsiaTheme="minorHAnsi" w:hAnsi="Consolas" w:cs="맑은 고딕"/>
+          <w:sz w:val="24"/>
+          <w:szCs w:val="24"/>
+        </w:rPr>
+        <w:t>부른다</w:t>
+      </w:r>
+      <w:r>
+        <w:rPr>
+          <w:rFonts w:ascii="Consolas" w:eastAsiaTheme="minorHAnsi" w:hAnsi="Consolas" w:cs="맑은 고딕"/>
+          <w:sz w:val="24"/>
+          <w:szCs w:val="24"/>
+        </w:rPr>
+        <w:t xml:space="preserve">. </w:t>
+      </w:r>
+      <w:r>
+        <w:rPr>
+          <w:rFonts w:ascii="Consolas" w:eastAsiaTheme="minorHAnsi" w:hAnsi="Consolas" w:cs="맑은 고딕"/>
+          <w:sz w:val="24"/>
+          <w:szCs w:val="24"/>
+        </w:rPr>
+        <w:t>예를</w:t>
+      </w:r>
+      <w:r>
+        <w:rPr>
+          <w:rFonts w:ascii="Consolas" w:eastAsiaTheme="minorHAnsi" w:hAnsi="Consolas" w:cs="맑은 고딕"/>
+          <w:sz w:val="24"/>
+          <w:szCs w:val="24"/>
+        </w:rPr>
+        <w:t xml:space="preserve"> </w:t>
+      </w:r>
+      <w:r>
+        <w:rPr>
+          <w:rFonts w:ascii="Consolas" w:eastAsiaTheme="minorHAnsi" w:hAnsi="Consolas" w:cs="맑은 고딕"/>
+          <w:sz w:val="24"/>
+          <w:szCs w:val="24"/>
+        </w:rPr>
+        <w:t>들어</w:t>
+      </w:r>
+      <w:r>
+        <w:rPr>
+          <w:rFonts w:ascii="Consolas" w:eastAsiaTheme="minorHAnsi" w:hAnsi="Consolas" w:cs="맑은 고딕"/>
+          <w:sz w:val="24"/>
+          <w:szCs w:val="24"/>
+        </w:rPr>
+        <w:t>, "a", "noon", "level"</w:t>
+      </w:r>
+      <w:r>
+        <w:rPr>
+          <w:rFonts w:ascii="Consolas" w:eastAsiaTheme="minorHAnsi" w:hAnsi="Consolas" w:cs="맑은 고딕"/>
+          <w:sz w:val="24"/>
+          <w:szCs w:val="24"/>
+        </w:rPr>
+        <w:t>은</w:t>
+      </w:r>
+      <w:r>
+        <w:rPr>
+          <w:rFonts w:ascii="Consolas" w:eastAsiaTheme="minorHAnsi" w:hAnsi="Consolas" w:cs="맑은 고딕"/>
+          <w:sz w:val="24"/>
+          <w:szCs w:val="24"/>
+        </w:rPr>
+        <w:t xml:space="preserve"> </w:t>
+      </w:r>
+      <w:r>
+        <w:rPr>
+          <w:rFonts w:ascii="Consolas" w:eastAsiaTheme="minorHAnsi" w:hAnsi="Consolas" w:cs="맑은 고딕"/>
+          <w:sz w:val="24"/>
+          <w:szCs w:val="24"/>
+        </w:rPr>
+        <w:t>회문이다</w:t>
+      </w:r>
+      <w:r>
+        <w:rPr>
+          <w:rFonts w:ascii="Consolas" w:eastAsiaTheme="minorHAnsi" w:hAnsi="Consolas" w:cs="맑은 고딕"/>
+          <w:sz w:val="24"/>
+          <w:szCs w:val="24"/>
+        </w:rPr>
+        <w:t xml:space="preserve">. </w:t>
+      </w:r>
+      <w:r>
+        <w:rPr>
+          <w:rFonts w:ascii="Consolas" w:eastAsiaTheme="minorHAnsi" w:hAnsi="Consolas" w:cs="맑은 고딕"/>
+          <w:sz w:val="24"/>
+          <w:szCs w:val="24"/>
+        </w:rPr>
+        <w:t>영문</w:t>
+      </w:r>
+      <w:r>
+        <w:rPr>
+          <w:rFonts w:ascii="Consolas" w:eastAsiaTheme="minorHAnsi" w:hAnsi="Consolas" w:cs="맑은 고딕"/>
+          <w:sz w:val="24"/>
+          <w:szCs w:val="24"/>
+        </w:rPr>
+        <w:t xml:space="preserve"> </w:t>
+      </w:r>
+      <w:r>
+        <w:rPr>
+          <w:rFonts w:ascii="Consolas" w:eastAsiaTheme="minorHAnsi" w:hAnsi="Consolas" w:cs="맑은 고딕"/>
+          <w:sz w:val="24"/>
+          <w:szCs w:val="24"/>
+        </w:rPr>
+        <w:t>알</w:t>
+      </w:r>
+      <w:r>
+        <w:rPr>
+          <w:rFonts w:ascii="Consolas" w:eastAsiaTheme="minorHAnsi" w:hAnsi="Consolas" w:cs="맑은 고딕"/>
+          <w:sz w:val="24"/>
+          <w:szCs w:val="24"/>
+        </w:rPr>
+        <w:t>파벳</w:t>
+      </w:r>
+      <w:r>
+        <w:rPr>
+          <w:rFonts w:ascii="Consolas" w:eastAsiaTheme="minorHAnsi" w:hAnsi="Consolas" w:cs="맑은 고딕"/>
+          <w:sz w:val="24"/>
+          <w:szCs w:val="24"/>
+        </w:rPr>
+        <w:t xml:space="preserve"> </w:t>
+      </w:r>
+      <w:r>
+        <w:rPr>
+          <w:rFonts w:ascii="Consolas" w:eastAsiaTheme="minorHAnsi" w:hAnsi="Consolas" w:cs="맑은 고딕"/>
+          <w:sz w:val="24"/>
+          <w:szCs w:val="24"/>
+        </w:rPr>
+        <w:t>세</w:t>
+      </w:r>
+      <w:r>
+        <w:rPr>
+          <w:rFonts w:ascii="Consolas" w:eastAsiaTheme="minorHAnsi" w:hAnsi="Consolas" w:cs="맑은 고딕"/>
+          <w:sz w:val="24"/>
+          <w:szCs w:val="24"/>
+        </w:rPr>
+        <w:t xml:space="preserve"> </w:t>
+      </w:r>
+      <w:r>
+        <w:rPr>
+          <w:rFonts w:ascii="Consolas" w:eastAsiaTheme="minorHAnsi" w:hAnsi="Consolas" w:cs="맑은 고딕"/>
+          <w:sz w:val="24"/>
+          <w:szCs w:val="24"/>
+        </w:rPr>
+        <w:t>개</w:t>
+      </w:r>
+      <w:r>
+        <w:rPr>
+          <w:rFonts w:ascii="Consolas" w:eastAsiaTheme="minorHAnsi" w:hAnsi="Consolas" w:cs="맑은 고딕"/>
+          <w:sz w:val="24"/>
+          <w:szCs w:val="24"/>
+        </w:rPr>
+        <w:t xml:space="preserve"> {a, b, c}</w:t>
+      </w:r>
+      <w:r>
+        <w:rPr>
+          <w:rFonts w:ascii="Consolas" w:eastAsiaTheme="minorHAnsi" w:hAnsi="Consolas" w:cs="맑은 고딕"/>
+          <w:sz w:val="24"/>
+          <w:szCs w:val="24"/>
+        </w:rPr>
+        <w:t>로</w:t>
+      </w:r>
+      <w:r>
+        <w:rPr>
+          <w:rFonts w:ascii="Consolas" w:eastAsiaTheme="minorHAnsi" w:hAnsi="Consolas" w:cs="맑은 고딕"/>
+          <w:sz w:val="24"/>
+          <w:szCs w:val="24"/>
+        </w:rPr>
+        <w:t xml:space="preserve"> </w:t>
+      </w:r>
+      <w:r>
+        <w:rPr>
+          <w:rFonts w:ascii="Consolas" w:eastAsiaTheme="minorHAnsi" w:hAnsi="Consolas" w:cs="맑은 고딕"/>
+          <w:sz w:val="24"/>
+          <w:szCs w:val="24"/>
+        </w:rPr>
+        <w:t>만들</w:t>
+      </w:r>
+      <w:r>
+        <w:rPr>
+          <w:rFonts w:ascii="Consolas" w:eastAsiaTheme="minorHAnsi" w:hAnsi="Consolas" w:cs="맑은 고딕"/>
+          <w:sz w:val="24"/>
+          <w:szCs w:val="24"/>
+        </w:rPr>
+        <w:t xml:space="preserve"> </w:t>
+      </w:r>
+      <w:r>
+        <w:rPr>
+          <w:rFonts w:ascii="Consolas" w:eastAsiaTheme="minorHAnsi" w:hAnsi="Consolas" w:cs="맑은 고딕"/>
+          <w:sz w:val="24"/>
+          <w:szCs w:val="24"/>
+        </w:rPr>
+        <w:t>수</w:t>
+      </w:r>
+      <w:r>
+        <w:rPr>
+          <w:rFonts w:ascii="Consolas" w:eastAsiaTheme="minorHAnsi" w:hAnsi="Consolas" w:cs="맑은 고딕"/>
+          <w:sz w:val="24"/>
+          <w:szCs w:val="24"/>
+        </w:rPr>
+        <w:t xml:space="preserve"> </w:t>
+      </w:r>
+      <w:r>
+        <w:rPr>
+          <w:rFonts w:ascii="Consolas" w:eastAsiaTheme="minorHAnsi" w:hAnsi="Consolas" w:cs="맑은 고딕"/>
+          <w:sz w:val="24"/>
+          <w:szCs w:val="24"/>
+        </w:rPr>
+        <w:t>있는</w:t>
+      </w:r>
+      <w:r>
+        <w:rPr>
+          <w:rFonts w:ascii="Consolas" w:eastAsiaTheme="minorHAnsi" w:hAnsi="Consolas" w:cs="맑은 고딕"/>
+          <w:sz w:val="24"/>
+          <w:szCs w:val="24"/>
+        </w:rPr>
+        <w:t xml:space="preserve"> 9</w:t>
+      </w:r>
+      <w:r>
+        <w:rPr>
+          <w:rFonts w:ascii="Consolas" w:eastAsiaTheme="minorHAnsi" w:hAnsi="Consolas" w:cs="맑은 고딕"/>
+          <w:sz w:val="24"/>
+          <w:szCs w:val="24"/>
+        </w:rPr>
+        <w:t>글자</w:t>
+      </w:r>
+      <w:r>
+        <w:rPr>
+          <w:rFonts w:ascii="Consolas" w:eastAsiaTheme="minorHAnsi" w:hAnsi="Consolas" w:cs="맑은 고딕"/>
+          <w:sz w:val="24"/>
+          <w:szCs w:val="24"/>
+        </w:rPr>
+        <w:t xml:space="preserve"> </w:t>
+      </w:r>
+      <w:r>
+        <w:rPr>
+          <w:rFonts w:ascii="Consolas" w:eastAsiaTheme="minorHAnsi" w:hAnsi="Consolas" w:cs="맑은 고딕"/>
+          <w:sz w:val="24"/>
+          <w:szCs w:val="24"/>
+        </w:rPr>
+        <w:t>길이의</w:t>
+      </w:r>
+      <w:r>
+        <w:rPr>
+          <w:rFonts w:ascii="Consolas" w:eastAsiaTheme="minorHAnsi" w:hAnsi="Consolas" w:cs="맑은 고딕"/>
+          <w:sz w:val="24"/>
+          <w:szCs w:val="24"/>
+        </w:rPr>
+        <w:t xml:space="preserve"> </w:t>
+      </w:r>
+      <w:r>
+        <w:rPr>
+          <w:rFonts w:ascii="Consolas" w:eastAsiaTheme="minorHAnsi" w:hAnsi="Consolas" w:cs="맑은 고딕"/>
+          <w:sz w:val="24"/>
+          <w:szCs w:val="24"/>
+        </w:rPr>
+        <w:t>모든</w:t>
+      </w:r>
+      <w:r>
+        <w:rPr>
+          <w:rFonts w:ascii="Consolas" w:eastAsiaTheme="minorHAnsi" w:hAnsi="Consolas" w:cs="맑은 고딕"/>
+          <w:sz w:val="24"/>
+          <w:szCs w:val="24"/>
+        </w:rPr>
+        <w:t xml:space="preserve"> </w:t>
+      </w:r>
       <w:proofErr w:type="spellStart"/>
       <w:r>
         <w:rPr>
@@ -1344,7 +1624,7 @@
           <w:sz w:val="24"/>
           <w:szCs w:val="24"/>
         </w:rPr>
-        <w:t>회문이라</w:t>
+        <w:t>회문을</w:t>
       </w:r>
       <w:proofErr w:type="spellEnd"/>
       <w:r>
@@ -1361,294 +1641,8 @@
           <w:sz w:val="24"/>
           <w:szCs w:val="24"/>
         </w:rPr>
-        <w:t>부른다</w:t>
-      </w:r>
-      <w:r>
-        <w:rPr>
-          <w:rFonts w:ascii="Consolas" w:eastAsiaTheme="minorHAnsi" w:hAnsi="Consolas" w:cs="맑은 고딕"/>
-          <w:sz w:val="24"/>
-          <w:szCs w:val="24"/>
-        </w:rPr>
-        <w:t xml:space="preserve">. </w:t>
-      </w:r>
-      <w:r>
-        <w:rPr>
-          <w:rFonts w:ascii="Consolas" w:eastAsiaTheme="minorHAnsi" w:hAnsi="Consolas" w:cs="맑은 고딕"/>
-          <w:sz w:val="24"/>
-          <w:szCs w:val="24"/>
-        </w:rPr>
-        <w:t>예를</w:t>
-      </w:r>
-      <w:r>
-        <w:rPr>
-          <w:rFonts w:ascii="Consolas" w:eastAsiaTheme="minorHAnsi" w:hAnsi="Consolas" w:cs="맑은 고딕"/>
-          <w:sz w:val="24"/>
-          <w:szCs w:val="24"/>
-        </w:rPr>
-        <w:t xml:space="preserve"> </w:t>
-      </w:r>
-      <w:r>
-        <w:rPr>
-          <w:rFonts w:ascii="Consolas" w:eastAsiaTheme="minorHAnsi" w:hAnsi="Consolas" w:cs="맑은 고딕"/>
-          <w:sz w:val="24"/>
-          <w:szCs w:val="24"/>
-        </w:rPr>
-        <w:t>들어</w:t>
-      </w:r>
-      <w:r>
-        <w:rPr>
-          <w:rFonts w:ascii="Consolas" w:eastAsiaTheme="minorHAnsi" w:hAnsi="Consolas" w:cs="맑은 고딕"/>
-          <w:sz w:val="24"/>
-          <w:szCs w:val="24"/>
-        </w:rPr>
-        <w:t>, "a", "noon", "level"</w:t>
-      </w:r>
-      <w:r>
-        <w:rPr>
-          <w:rFonts w:ascii="Consolas" w:eastAsiaTheme="minorHAnsi" w:hAnsi="Consolas" w:cs="맑은 고딕"/>
-          <w:sz w:val="24"/>
-          <w:szCs w:val="24"/>
-        </w:rPr>
-        <w:t>은</w:t>
-      </w:r>
-      <w:r>
-        <w:rPr>
-          <w:rFonts w:ascii="Consolas" w:eastAsiaTheme="minorHAnsi" w:hAnsi="Consolas" w:cs="맑은 고딕"/>
-          <w:sz w:val="24"/>
-          <w:szCs w:val="24"/>
-        </w:rPr>
-        <w:t xml:space="preserve"> </w:t>
-      </w:r>
-      <w:proofErr w:type="spellStart"/>
-      <w:r>
-        <w:rPr>
-          <w:rFonts w:ascii="Consolas" w:eastAsiaTheme="minorHAnsi" w:hAnsi="Consolas" w:cs="맑은 고딕"/>
-          <w:sz w:val="24"/>
-          <w:szCs w:val="24"/>
-        </w:rPr>
-        <w:t>회문이다</w:t>
-      </w:r>
-      <w:proofErr w:type="spellEnd"/>
-      <w:r>
-        <w:rPr>
-          <w:rFonts w:ascii="Consolas" w:eastAsiaTheme="minorHAnsi" w:hAnsi="Consolas" w:cs="맑은 고딕"/>
-          <w:sz w:val="24"/>
-          <w:szCs w:val="24"/>
-        </w:rPr>
-        <w:t xml:space="preserve">. </w:t>
-      </w:r>
-      <w:r>
-        <w:rPr>
-          <w:rFonts w:ascii="Consolas" w:eastAsiaTheme="minorHAnsi" w:hAnsi="Consolas" w:cs="맑은 고딕"/>
-          <w:sz w:val="24"/>
-          <w:szCs w:val="24"/>
-        </w:rPr>
-        <w:t>영문</w:t>
-      </w:r>
-      <w:r>
-        <w:rPr>
-          <w:rFonts w:ascii="Consolas" w:eastAsiaTheme="minorHAnsi" w:hAnsi="Consolas" w:cs="맑은 고딕"/>
-          <w:sz w:val="24"/>
-          <w:szCs w:val="24"/>
-        </w:rPr>
-        <w:t xml:space="preserve"> </w:t>
-      </w:r>
-      <w:r>
-        <w:rPr>
-          <w:rFonts w:ascii="Consolas" w:eastAsiaTheme="minorHAnsi" w:hAnsi="Consolas" w:cs="맑은 고딕"/>
-          <w:sz w:val="24"/>
-          <w:szCs w:val="24"/>
-        </w:rPr>
-        <w:t>알</w:t>
-      </w:r>
-      <w:r>
-        <w:rPr>
-          <w:rFonts w:ascii="Consolas" w:eastAsiaTheme="minorHAnsi" w:hAnsi="Consolas" w:cs="맑은 고딕"/>
-          <w:sz w:val="24"/>
-          <w:szCs w:val="24"/>
-        </w:rPr>
-        <w:t>파벳</w:t>
-      </w:r>
-      <w:r>
-        <w:rPr>
-          <w:rFonts w:ascii="Consolas" w:eastAsiaTheme="minorHAnsi" w:hAnsi="Consolas" w:cs="맑은 고딕"/>
-          <w:sz w:val="24"/>
-          <w:szCs w:val="24"/>
-        </w:rPr>
-        <w:t xml:space="preserve"> </w:t>
-      </w:r>
-      <w:r>
-        <w:rPr>
-          <w:rFonts w:ascii="Consolas" w:eastAsiaTheme="minorHAnsi" w:hAnsi="Consolas" w:cs="맑은 고딕"/>
-          <w:sz w:val="24"/>
-          <w:szCs w:val="24"/>
-        </w:rPr>
-        <w:t>세</w:t>
-      </w:r>
-      <w:r>
-        <w:rPr>
-          <w:rFonts w:ascii="Consolas" w:eastAsiaTheme="minorHAnsi" w:hAnsi="Consolas" w:cs="맑은 고딕"/>
-          <w:sz w:val="24"/>
-          <w:szCs w:val="24"/>
-        </w:rPr>
-        <w:t xml:space="preserve"> </w:t>
-      </w:r>
-      <w:r>
-        <w:rPr>
-          <w:rFonts w:ascii="Consolas" w:eastAsiaTheme="minorHAnsi" w:hAnsi="Consolas" w:cs="맑은 고딕"/>
-          <w:sz w:val="24"/>
-          <w:szCs w:val="24"/>
-        </w:rPr>
-        <w:t>개</w:t>
-      </w:r>
-      <w:r>
-        <w:rPr>
-          <w:rFonts w:ascii="Consolas" w:eastAsiaTheme="minorHAnsi" w:hAnsi="Consolas" w:cs="맑은 고딕"/>
-          <w:sz w:val="24"/>
-          <w:szCs w:val="24"/>
-        </w:rPr>
-        <w:t xml:space="preserve"> {a, b, c}</w:t>
-      </w:r>
-      <w:r>
-        <w:rPr>
-          <w:rFonts w:ascii="Consolas" w:eastAsiaTheme="minorHAnsi" w:hAnsi="Consolas" w:cs="맑은 고딕"/>
-          <w:sz w:val="24"/>
-          <w:szCs w:val="24"/>
-        </w:rPr>
-        <w:t>로</w:t>
-      </w:r>
-      <w:r>
-        <w:rPr>
-          <w:rFonts w:ascii="Consolas" w:eastAsiaTheme="minorHAnsi" w:hAnsi="Consolas" w:cs="맑은 고딕"/>
-          <w:sz w:val="24"/>
-          <w:szCs w:val="24"/>
-        </w:rPr>
-        <w:t xml:space="preserve"> </w:t>
-      </w:r>
-      <w:r>
-        <w:rPr>
-          <w:rFonts w:ascii="Consolas" w:eastAsiaTheme="minorHAnsi" w:hAnsi="Consolas" w:cs="맑은 고딕"/>
-          <w:sz w:val="24"/>
-          <w:szCs w:val="24"/>
-        </w:rPr>
-        <w:t>만들</w:t>
-      </w:r>
-      <w:r>
-        <w:rPr>
-          <w:rFonts w:ascii="Consolas" w:eastAsiaTheme="minorHAnsi" w:hAnsi="Consolas" w:cs="맑은 고딕"/>
-          <w:sz w:val="24"/>
-          <w:szCs w:val="24"/>
-        </w:rPr>
-        <w:t xml:space="preserve"> </w:t>
-      </w:r>
-      <w:r>
-        <w:rPr>
-          <w:rFonts w:ascii="Consolas" w:eastAsiaTheme="minorHAnsi" w:hAnsi="Consolas" w:cs="맑은 고딕"/>
-          <w:sz w:val="24"/>
-          <w:szCs w:val="24"/>
-        </w:rPr>
-        <w:t>수</w:t>
-      </w:r>
-      <w:r>
-        <w:rPr>
-          <w:rFonts w:ascii="Consolas" w:eastAsiaTheme="minorHAnsi" w:hAnsi="Consolas" w:cs="맑은 고딕"/>
-          <w:sz w:val="24"/>
-          <w:szCs w:val="24"/>
-        </w:rPr>
-        <w:t xml:space="preserve"> </w:t>
-      </w:r>
-      <w:r>
-        <w:rPr>
-          <w:rFonts w:ascii="Consolas" w:eastAsiaTheme="minorHAnsi" w:hAnsi="Consolas" w:cs="맑은 고딕"/>
-          <w:sz w:val="24"/>
-          <w:szCs w:val="24"/>
-        </w:rPr>
-        <w:t>있는</w:t>
-      </w:r>
-      <w:r>
-        <w:rPr>
-          <w:rFonts w:ascii="Consolas" w:eastAsiaTheme="minorHAnsi" w:hAnsi="Consolas" w:cs="맑은 고딕"/>
-          <w:sz w:val="24"/>
-          <w:szCs w:val="24"/>
-        </w:rPr>
-        <w:t xml:space="preserve"> 9</w:t>
-      </w:r>
-      <w:r>
-        <w:rPr>
-          <w:rFonts w:ascii="Consolas" w:eastAsiaTheme="minorHAnsi" w:hAnsi="Consolas" w:cs="맑은 고딕"/>
-          <w:sz w:val="24"/>
-          <w:szCs w:val="24"/>
-        </w:rPr>
-        <w:t>글자</w:t>
-      </w:r>
-      <w:r>
-        <w:rPr>
-          <w:rFonts w:ascii="Consolas" w:eastAsiaTheme="minorHAnsi" w:hAnsi="Consolas" w:cs="맑은 고딕"/>
-          <w:sz w:val="24"/>
-          <w:szCs w:val="24"/>
-        </w:rPr>
-        <w:t xml:space="preserve"> </w:t>
-      </w:r>
-      <w:r>
-        <w:rPr>
-          <w:rFonts w:ascii="Consolas" w:eastAsiaTheme="minorHAnsi" w:hAnsi="Consolas" w:cs="맑은 고딕"/>
-          <w:sz w:val="24"/>
-          <w:szCs w:val="24"/>
-        </w:rPr>
-        <w:t>길이의</w:t>
-      </w:r>
-      <w:r>
-        <w:rPr>
-          <w:rFonts w:ascii="Consolas" w:eastAsiaTheme="minorHAnsi" w:hAnsi="Consolas" w:cs="맑은 고딕"/>
-          <w:sz w:val="24"/>
-          <w:szCs w:val="24"/>
-        </w:rPr>
-        <w:t xml:space="preserve"> </w:t>
-      </w:r>
-      <w:r>
-        <w:rPr>
-          <w:rFonts w:ascii="Consolas" w:eastAsiaTheme="minorHAnsi" w:hAnsi="Consolas" w:cs="맑은 고딕"/>
-          <w:sz w:val="24"/>
-          <w:szCs w:val="24"/>
-        </w:rPr>
-        <w:t>모든</w:t>
-      </w:r>
-      <w:r>
-        <w:rPr>
-          <w:rFonts w:ascii="Consolas" w:eastAsiaTheme="minorHAnsi" w:hAnsi="Consolas" w:cs="맑은 고딕"/>
-          <w:sz w:val="24"/>
-          <w:szCs w:val="24"/>
-        </w:rPr>
-        <w:t xml:space="preserve"> </w:t>
-      </w:r>
-      <w:proofErr w:type="spellStart"/>
-      <w:r>
-        <w:rPr>
-          <w:rFonts w:ascii="Consolas" w:eastAsiaTheme="minorHAnsi" w:hAnsi="Consolas" w:cs="맑은 고딕"/>
-          <w:sz w:val="24"/>
-          <w:szCs w:val="24"/>
-        </w:rPr>
-        <w:t>회문을</w:t>
-      </w:r>
-      <w:proofErr w:type="spellEnd"/>
-      <w:r>
-        <w:rPr>
-          <w:rFonts w:ascii="Consolas" w:eastAsiaTheme="minorHAnsi" w:hAnsi="Consolas" w:cs="맑은 고딕"/>
-          <w:sz w:val="24"/>
-          <w:szCs w:val="24"/>
-        </w:rPr>
-        <w:t xml:space="preserve"> </w:t>
-      </w:r>
-      <w:proofErr w:type="spellStart"/>
-      <w:r>
-        <w:rPr>
-          <w:rFonts w:ascii="Consolas" w:eastAsiaTheme="minorHAnsi" w:hAnsi="Consolas" w:cs="맑은 고딕"/>
-          <w:sz w:val="24"/>
-          <w:szCs w:val="24"/>
-        </w:rPr>
         <w:t>사전순으로</w:t>
       </w:r>
-      <w:proofErr w:type="spellEnd"/>
       <w:r>
         <w:rPr>
           <w:rFonts w:ascii="Consolas" w:eastAsiaTheme="minorHAnsi" w:hAnsi="Consolas" w:cs="맑은 고딕"/>
@@ -3181,18 +3175,8 @@
                 <w:sz w:val="24"/>
                 <w:szCs w:val="24"/>
               </w:rPr>
-              <w:t xml:space="preserve">⑤ </w:t>
+              <w:t>⑤ 모두불가능</w:t>
             </w:r>
-            <w:proofErr w:type="spellStart"/>
-            <w:r>
-              <w:rPr>
-                <w:rFonts w:asciiTheme="minorHAnsi" w:eastAsiaTheme="minorHAnsi" w:hAnsiTheme="minorHAnsi" w:cs="Consolas"/>
-                <w:sz w:val="24"/>
-                <w:szCs w:val="24"/>
-              </w:rPr>
-              <w:t>모두불가능</w:t>
-            </w:r>
-            <w:proofErr w:type="spellEnd"/>
           </w:p>
         </w:tc>
       </w:tr>
@@ -3241,8 +3225,6 @@
           <w:szCs w:val="24"/>
         </w:rPr>
       </w:pPr>
-      <w:bookmarkStart w:id="0" w:name="_GoBack"/>
-      <w:bookmarkEnd w:id="0"/>
       <w:r>
         <w:rPr>
           <w:rStyle w:val="a8"/>
@@ -3251,7 +3233,6 @@
           <w:sz w:val="24"/>
           <w:szCs w:val="24"/>
         </w:rPr>
-        <w:lastRenderedPageBreak/>
         <w:t>어떤</w:t>
       </w:r>
       <w:r>
@@ -4152,7 +4133,7 @@
         <w:pStyle w:val="a7"/>
         <w:ind w:leftChars="0" w:left="400"/>
         <w:rPr>
-          <w:rFonts w:ascii="Consolas" w:eastAsiaTheme="minorHAnsi" w:hAnsi="Consolas" w:cs="Consolas" w:hint="eastAsia"/>
+          <w:rFonts w:ascii="Consolas" w:eastAsiaTheme="minorHAnsi" w:hAnsi="Consolas" w:cs="Consolas"/>
           <w:sz w:val="24"/>
           <w:szCs w:val="24"/>
         </w:rPr>
@@ -9784,7 +9765,6 @@
         </w:rPr>
         <w:t xml:space="preserve"> </w:t>
       </w:r>
-      <w:proofErr w:type="spellStart"/>
       <w:r>
         <w:rPr>
           <w:rStyle w:val="a8"/>
@@ -9795,7 +9775,6 @@
         </w:rPr>
         <w:t>정육각형에</w:t>
       </w:r>
-      <w:proofErr w:type="spellEnd"/>
       <w:r>
         <w:rPr>
           <w:rStyle w:val="a8"/>
@@ -12450,7 +12429,7 @@
     <w:p>
       <w:pPr>
         <w:rPr>
-          <w:rFonts w:ascii="Consolas" w:eastAsiaTheme="minorHAnsi" w:hAnsi="Consolas" w:cs="Consolas" w:hint="eastAsia"/>
+          <w:rFonts w:ascii="Consolas" w:eastAsiaTheme="minorHAnsi" w:hAnsi="Consolas" w:cs="Consolas"/>
           <w:sz w:val="24"/>
           <w:szCs w:val="24"/>
         </w:rPr>
@@ -13802,7 +13781,7 @@
 </file>
 
 <file path=word/endnotes.xml><?xml version="1.0" encoding="utf-8"?>
-<w:endnotes xmlns:wpc="http://schemas.microsoft.com/office/word/2010/wordprocessingCanvas" xmlns:cx="http://schemas.microsoft.com/office/drawing/2014/chartex" xmlns:cx1="http://schemas.microsoft.com/office/drawing/2015/9/8/chartex" xmlns:mc="http://schemas.openxmlformats.org/markup-compatibility/2006" xmlns:o="urn:schemas-microsoft-com:office:office" xmlns:r="http://schemas.openxmlformats.org/officeDocument/2006/relationships" xmlns:m="http://schemas.openxmlformats.org/officeDocument/2006/math" xmlns:v="urn:schemas-microsoft-com:vml" xmlns:wp14="http://schemas.microsoft.com/office/word/2010/wordprocessingDrawing" xmlns:wp="http://schemas.openxmlformats.org/drawingml/2006/wordprocessingDrawing" xmlns:w10="urn:schemas-microsoft-com:office:word" xmlns:w="http://schemas.openxmlformats.org/wordprocessingml/2006/main" xmlns:w14="http://schemas.microsoft.com/office/word/2010/wordml" xmlns:w15="http://schemas.microsoft.com/office/word/2012/wordml" xmlns:w16se="http://schemas.microsoft.com/office/word/2015/wordml/symex" xmlns:wpg="http://schemas.microsoft.com/office/word/2010/wordprocessingGroup" xmlns:wpi="http://schemas.microsoft.com/office/word/2010/wordprocessingInk" xmlns:wne="http://schemas.microsoft.com/office/word/2006/wordml" xmlns:wps="http://schemas.microsoft.com/office/word/2010/wordprocessingShape" mc:Ignorable="w14 w15 w16se wp14">
+<w:endnotes xmlns:wpc="http://schemas.microsoft.com/office/word/2010/wordprocessingCanvas" xmlns:cx="http://schemas.microsoft.com/office/drawing/2014/chartex" xmlns:cx1="http://schemas.microsoft.com/office/drawing/2015/9/8/chartex" xmlns:cx2="http://schemas.microsoft.com/office/drawing/2015/10/21/chartex" xmlns:cx3="http://schemas.microsoft.com/office/drawing/2016/5/9/chartex" xmlns:cx4="http://schemas.microsoft.com/office/drawing/2016/5/10/chartex" xmlns:cx5="http://schemas.microsoft.com/office/drawing/2016/5/11/chartex" xmlns:cx6="http://schemas.microsoft.com/office/drawing/2016/5/12/chartex" xmlns:cx7="http://schemas.microsoft.com/office/drawing/2016/5/13/chartex" xmlns:cx8="http://schemas.microsoft.com/office/drawing/2016/5/14/chartex" xmlns:mc="http://schemas.openxmlformats.org/markup-compatibility/2006" xmlns:aink="http://schemas.microsoft.com/office/drawing/2016/ink" xmlns:am3d="http://schemas.microsoft.com/office/drawing/2017/model3d" xmlns:o="urn:schemas-microsoft-com:office:office" xmlns:r="http://schemas.openxmlformats.org/officeDocument/2006/relationships" xmlns:m="http://schemas.openxmlformats.org/officeDocument/2006/math" xmlns:v="urn:schemas-microsoft-com:vml" xmlns:wp14="http://schemas.microsoft.com/office/word/2010/wordprocessingDrawing" xmlns:wp="http://schemas.openxmlformats.org/drawingml/2006/wordprocessingDrawing" xmlns:w10="urn:schemas-microsoft-com:office:word" xmlns:w="http://schemas.openxmlformats.org/wordprocessingml/2006/main" xmlns:w14="http://schemas.microsoft.com/office/word/2010/wordml" xmlns:w15="http://schemas.microsoft.com/office/word/2012/wordml" xmlns:w16cex="http://schemas.microsoft.com/office/word/2018/wordml/cex" xmlns:w16cid="http://schemas.microsoft.com/office/word/2016/wordml/cid" xmlns:w16="http://schemas.microsoft.com/office/word/2018/wordml" xmlns:w16sdtdh="http://schemas.microsoft.com/office/word/2020/wordml/sdtdatahash" xmlns:w16se="http://schemas.microsoft.com/office/word/2015/wordml/symex" xmlns:wpg="http://schemas.microsoft.com/office/word/2010/wordprocessingGroup" xmlns:wpi="http://schemas.microsoft.com/office/word/2010/wordprocessingInk" xmlns:wne="http://schemas.microsoft.com/office/word/2006/wordml" xmlns:wps="http://schemas.microsoft.com/office/word/2010/wordprocessingShape" mc:Ignorable="w14 w15 w16se w16cid w16 w16cex w16sdtdh wp14">
   <w:endnote w:type="separator" w:id="-1">
     <w:p>
       <w:pPr>
@@ -13827,7 +13806,7 @@
 </file>
 
 <file path=word/footer1.xml><?xml version="1.0" encoding="utf-8"?>
-<w:ftr xmlns:wpc="http://schemas.microsoft.com/office/word/2010/wordprocessingCanvas" xmlns:cx="http://schemas.microsoft.com/office/drawing/2014/chartex" xmlns:cx1="http://schemas.microsoft.com/office/drawing/2015/9/8/chartex" xmlns:mc="http://schemas.openxmlformats.org/markup-compatibility/2006" xmlns:o="urn:schemas-microsoft-com:office:office" xmlns:r="http://schemas.openxmlformats.org/officeDocument/2006/relationships" xmlns:m="http://schemas.openxmlformats.org/officeDocument/2006/math" xmlns:v="urn:schemas-microsoft-com:vml" xmlns:wp14="http://schemas.microsoft.com/office/word/2010/wordprocessingDrawing" xmlns:wp="http://schemas.openxmlformats.org/drawingml/2006/wordprocessingDrawing" xmlns:w10="urn:schemas-microsoft-com:office:word" xmlns:w="http://schemas.openxmlformats.org/wordprocessingml/2006/main" xmlns:w14="http://schemas.microsoft.com/office/word/2010/wordml" xmlns:w15="http://schemas.microsoft.com/office/word/2012/wordml" xmlns:w16se="http://schemas.microsoft.com/office/word/2015/wordml/symex" xmlns:wpg="http://schemas.microsoft.com/office/word/2010/wordprocessingGroup" xmlns:wpi="http://schemas.microsoft.com/office/word/2010/wordprocessingInk" xmlns:wne="http://schemas.microsoft.com/office/word/2006/wordml" xmlns:wps="http://schemas.microsoft.com/office/word/2010/wordprocessingShape" mc:Ignorable="w14 w15 w16se wp14">
+<w:ftr xmlns:wpc="http://schemas.microsoft.com/office/word/2010/wordprocessingCanvas" xmlns:cx="http://schemas.microsoft.com/office/drawing/2014/chartex" xmlns:cx1="http://schemas.microsoft.com/office/drawing/2015/9/8/chartex" xmlns:cx2="http://schemas.microsoft.com/office/drawing/2015/10/21/chartex" xmlns:cx3="http://schemas.microsoft.com/office/drawing/2016/5/9/chartex" xmlns:cx4="http://schemas.microsoft.com/office/drawing/2016/5/10/chartex" xmlns:cx5="http://schemas.microsoft.com/office/drawing/2016/5/11/chartex" xmlns:cx6="http://schemas.microsoft.com/office/drawing/2016/5/12/chartex" xmlns:cx7="http://schemas.microsoft.com/office/drawing/2016/5/13/chartex" xmlns:cx8="http://schemas.microsoft.com/office/drawing/2016/5/14/chartex" xmlns:mc="http://schemas.openxmlformats.org/markup-compatibility/2006" xmlns:aink="http://schemas.microsoft.com/office/drawing/2016/ink" xmlns:am3d="http://schemas.microsoft.com/office/drawing/2017/model3d" xmlns:o="urn:schemas-microsoft-com:office:office" xmlns:r="http://schemas.openxmlformats.org/officeDocument/2006/relationships" xmlns:m="http://schemas.openxmlformats.org/officeDocument/2006/math" xmlns:v="urn:schemas-microsoft-com:vml" xmlns:wp14="http://schemas.microsoft.com/office/word/2010/wordprocessingDrawing" xmlns:wp="http://schemas.openxmlformats.org/drawingml/2006/wordprocessingDrawing" xmlns:w10="urn:schemas-microsoft-com:office:word" xmlns:w="http://schemas.openxmlformats.org/wordprocessingml/2006/main" xmlns:w14="http://schemas.microsoft.com/office/word/2010/wordml" xmlns:w15="http://schemas.microsoft.com/office/word/2012/wordml" xmlns:w16cex="http://schemas.microsoft.com/office/word/2018/wordml/cex" xmlns:w16cid="http://schemas.microsoft.com/office/word/2016/wordml/cid" xmlns:w16="http://schemas.microsoft.com/office/word/2018/wordml" xmlns:w16sdtdh="http://schemas.microsoft.com/office/word/2020/wordml/sdtdatahash" xmlns:w16se="http://schemas.microsoft.com/office/word/2015/wordml/symex" xmlns:wpg="http://schemas.microsoft.com/office/word/2010/wordprocessingGroup" xmlns:wpi="http://schemas.microsoft.com/office/word/2010/wordprocessingInk" xmlns:wne="http://schemas.microsoft.com/office/word/2006/wordml" xmlns:wps="http://schemas.microsoft.com/office/word/2010/wordprocessingShape" mc:Ignorable="w14 w15 w16se w16cid w16 w16cex w16sdtdh wp14">
   <w:p>
     <w:pPr>
       <w:pStyle w:val="a4"/>
@@ -13952,7 +13931,7 @@
                 <w:noProof/>
               </w:rPr>
               <w:drawing>
-                <wp:anchor distT="0" distB="0" distL="114300" distR="114300" simplePos="0" relativeHeight="251661312" behindDoc="0" locked="0" layoutInCell="1" allowOverlap="1" wp14:anchorId="643D946E" wp14:editId="29742D48">
+                <wp:anchor distT="0" distB="0" distL="114300" distR="114300" simplePos="0" relativeHeight="251661312" behindDoc="0" locked="0" layoutInCell="1" allowOverlap="1" wp14:anchorId="18C0F699" wp14:editId="3DC10FB1">
                   <wp:simplePos x="0" y="0"/>
                   <wp:positionH relativeFrom="margin">
                     <wp:align>left</wp:align>
@@ -14030,7 +14009,7 @@
 </file>
 
 <file path=word/footer2.xml><?xml version="1.0" encoding="utf-8"?>
-<w:ftr xmlns:wpc="http://schemas.microsoft.com/office/word/2010/wordprocessingCanvas" xmlns:cx="http://schemas.microsoft.com/office/drawing/2014/chartex" xmlns:cx1="http://schemas.microsoft.com/office/drawing/2015/9/8/chartex" xmlns:mc="http://schemas.openxmlformats.org/markup-compatibility/2006" xmlns:o="urn:schemas-microsoft-com:office:office" xmlns:r="http://schemas.openxmlformats.org/officeDocument/2006/relationships" xmlns:m="http://schemas.openxmlformats.org/officeDocument/2006/math" xmlns:v="urn:schemas-microsoft-com:vml" xmlns:wp14="http://schemas.microsoft.com/office/word/2010/wordprocessingDrawing" xmlns:wp="http://schemas.openxmlformats.org/drawingml/2006/wordprocessingDrawing" xmlns:w10="urn:schemas-microsoft-com:office:word" xmlns:w="http://schemas.openxmlformats.org/wordprocessingml/2006/main" xmlns:w14="http://schemas.microsoft.com/office/word/2010/wordml" xmlns:w15="http://schemas.microsoft.com/office/word/2012/wordml" xmlns:w16se="http://schemas.microsoft.com/office/word/2015/wordml/symex" xmlns:wpg="http://schemas.microsoft.com/office/word/2010/wordprocessingGroup" xmlns:wpi="http://schemas.microsoft.com/office/word/2010/wordprocessingInk" xmlns:wne="http://schemas.microsoft.com/office/word/2006/wordml" xmlns:wps="http://schemas.microsoft.com/office/word/2010/wordprocessingShape" mc:Ignorable="w14 w15 w16se wp14">
+<w:ftr xmlns:wpc="http://schemas.microsoft.com/office/word/2010/wordprocessingCanvas" xmlns:cx="http://schemas.microsoft.com/office/drawing/2014/chartex" xmlns:cx1="http://schemas.microsoft.com/office/drawing/2015/9/8/chartex" xmlns:cx2="http://schemas.microsoft.com/office/drawing/2015/10/21/chartex" xmlns:cx3="http://schemas.microsoft.com/office/drawing/2016/5/9/chartex" xmlns:cx4="http://schemas.microsoft.com/office/drawing/2016/5/10/chartex" xmlns:cx5="http://schemas.microsoft.com/office/drawing/2016/5/11/chartex" xmlns:cx6="http://schemas.microsoft.com/office/drawing/2016/5/12/chartex" xmlns:cx7="http://schemas.microsoft.com/office/drawing/2016/5/13/chartex" xmlns:cx8="http://schemas.microsoft.com/office/drawing/2016/5/14/chartex" xmlns:mc="http://schemas.openxmlformats.org/markup-compatibility/2006" xmlns:aink="http://schemas.microsoft.com/office/drawing/2016/ink" xmlns:am3d="http://schemas.microsoft.com/office/drawing/2017/model3d" xmlns:o="urn:schemas-microsoft-com:office:office" xmlns:r="http://schemas.openxmlformats.org/officeDocument/2006/relationships" xmlns:m="http://schemas.openxmlformats.org/officeDocument/2006/math" xmlns:v="urn:schemas-microsoft-com:vml" xmlns:wp14="http://schemas.microsoft.com/office/word/2010/wordprocessingDrawing" xmlns:wp="http://schemas.openxmlformats.org/drawingml/2006/wordprocessingDrawing" xmlns:w10="urn:schemas-microsoft-com:office:word" xmlns:w="http://schemas.openxmlformats.org/wordprocessingml/2006/main" xmlns:w14="http://schemas.microsoft.com/office/word/2010/wordml" xmlns:w15="http://schemas.microsoft.com/office/word/2012/wordml" xmlns:w16cex="http://schemas.microsoft.com/office/word/2018/wordml/cex" xmlns:w16cid="http://schemas.microsoft.com/office/word/2016/wordml/cid" xmlns:w16="http://schemas.microsoft.com/office/word/2018/wordml" xmlns:w16sdtdh="http://schemas.microsoft.com/office/word/2020/wordml/sdtdatahash" xmlns:w16se="http://schemas.microsoft.com/office/word/2015/wordml/symex" xmlns:wpg="http://schemas.microsoft.com/office/word/2010/wordprocessingGroup" xmlns:wpi="http://schemas.microsoft.com/office/word/2010/wordprocessingInk" xmlns:wne="http://schemas.microsoft.com/office/word/2006/wordml" xmlns:wps="http://schemas.microsoft.com/office/word/2010/wordprocessingShape" mc:Ignorable="w14 w15 w16se w16cid w16 w16cex w16sdtdh wp14">
   <w:p>
     <w:pPr>
       <w:pStyle w:val="a4"/>
@@ -14156,7 +14135,7 @@
                 <w:noProof/>
               </w:rPr>
               <w:drawing>
-                <wp:anchor distT="0" distB="0" distL="114300" distR="114300" simplePos="0" relativeHeight="251663360" behindDoc="0" locked="0" layoutInCell="1" allowOverlap="1" wp14:anchorId="3EF82FE1" wp14:editId="52519404">
+                <wp:anchor distT="0" distB="0" distL="114300" distR="114300" simplePos="0" relativeHeight="251663360" behindDoc="0" locked="0" layoutInCell="1" allowOverlap="1" wp14:anchorId="3283D769" wp14:editId="06EBB662">
                   <wp:simplePos x="0" y="0"/>
                   <wp:positionH relativeFrom="margin">
                     <wp:align>right</wp:align>
@@ -14232,7 +14211,7 @@
 </file>
 
 <file path=word/footer3.xml><?xml version="1.0" encoding="utf-8"?>
-<w:ftr xmlns:wpc="http://schemas.microsoft.com/office/word/2010/wordprocessingCanvas" xmlns:cx="http://schemas.microsoft.com/office/drawing/2014/chartex" xmlns:cx1="http://schemas.microsoft.com/office/drawing/2015/9/8/chartex" xmlns:mc="http://schemas.openxmlformats.org/markup-compatibility/2006" xmlns:o="urn:schemas-microsoft-com:office:office" xmlns:r="http://schemas.openxmlformats.org/officeDocument/2006/relationships" xmlns:m="http://schemas.openxmlformats.org/officeDocument/2006/math" xmlns:v="urn:schemas-microsoft-com:vml" xmlns:wp14="http://schemas.microsoft.com/office/word/2010/wordprocessingDrawing" xmlns:wp="http://schemas.openxmlformats.org/drawingml/2006/wordprocessingDrawing" xmlns:w10="urn:schemas-microsoft-com:office:word" xmlns:w="http://schemas.openxmlformats.org/wordprocessingml/2006/main" xmlns:w14="http://schemas.microsoft.com/office/word/2010/wordml" xmlns:w15="http://schemas.microsoft.com/office/word/2012/wordml" xmlns:w16se="http://schemas.microsoft.com/office/word/2015/wordml/symex" xmlns:wpg="http://schemas.microsoft.com/office/word/2010/wordprocessingGroup" xmlns:wpi="http://schemas.microsoft.com/office/word/2010/wordprocessingInk" xmlns:wne="http://schemas.microsoft.com/office/word/2006/wordml" xmlns:wps="http://schemas.microsoft.com/office/word/2010/wordprocessingShape" mc:Ignorable="w14 w15 w16se wp14">
+<w:ftr xmlns:wpc="http://schemas.microsoft.com/office/word/2010/wordprocessingCanvas" xmlns:cx="http://schemas.microsoft.com/office/drawing/2014/chartex" xmlns:cx1="http://schemas.microsoft.com/office/drawing/2015/9/8/chartex" xmlns:cx2="http://schemas.microsoft.com/office/drawing/2015/10/21/chartex" xmlns:cx3="http://schemas.microsoft.com/office/drawing/2016/5/9/chartex" xmlns:cx4="http://schemas.microsoft.com/office/drawing/2016/5/10/chartex" xmlns:cx5="http://schemas.microsoft.com/office/drawing/2016/5/11/chartex" xmlns:cx6="http://schemas.microsoft.com/office/drawing/2016/5/12/chartex" xmlns:cx7="http://schemas.microsoft.com/office/drawing/2016/5/13/chartex" xmlns:cx8="http://schemas.microsoft.com/office/drawing/2016/5/14/chartex" xmlns:mc="http://schemas.openxmlformats.org/markup-compatibility/2006" xmlns:aink="http://schemas.microsoft.com/office/drawing/2016/ink" xmlns:am3d="http://schemas.microsoft.com/office/drawing/2017/model3d" xmlns:o="urn:schemas-microsoft-com:office:office" xmlns:r="http://schemas.openxmlformats.org/officeDocument/2006/relationships" xmlns:m="http://schemas.openxmlformats.org/officeDocument/2006/math" xmlns:v="urn:schemas-microsoft-com:vml" xmlns:wp14="http://schemas.microsoft.com/office/word/2010/wordprocessingDrawing" xmlns:wp="http://schemas.openxmlformats.org/drawingml/2006/wordprocessingDrawing" xmlns:w10="urn:schemas-microsoft-com:office:word" xmlns:w="http://schemas.openxmlformats.org/wordprocessingml/2006/main" xmlns:w14="http://schemas.microsoft.com/office/word/2010/wordml" xmlns:w15="http://schemas.microsoft.com/office/word/2012/wordml" xmlns:w16cex="http://schemas.microsoft.com/office/word/2018/wordml/cex" xmlns:w16cid="http://schemas.microsoft.com/office/word/2016/wordml/cid" xmlns:w16="http://schemas.microsoft.com/office/word/2018/wordml" xmlns:w16sdtdh="http://schemas.microsoft.com/office/word/2020/wordml/sdtdatahash" xmlns:w16se="http://schemas.microsoft.com/office/word/2015/wordml/symex" xmlns:wpg="http://schemas.microsoft.com/office/word/2010/wordprocessingGroup" xmlns:wpi="http://schemas.microsoft.com/office/word/2010/wordprocessingInk" xmlns:wne="http://schemas.microsoft.com/office/word/2006/wordml" xmlns:wps="http://schemas.microsoft.com/office/word/2010/wordprocessingShape" mc:Ignorable="w14 w15 w16se w16cid w16 w16cex w16sdtdh wp14">
   <w:p>
     <w:pPr>
       <w:pStyle w:val="a4"/>
@@ -14242,7 +14221,7 @@
 </file>
 
 <file path=word/footnotes.xml><?xml version="1.0" encoding="utf-8"?>
-<w:footnotes xmlns:wpc="http://schemas.microsoft.com/office/word/2010/wordprocessingCanvas" xmlns:cx="http://schemas.microsoft.com/office/drawing/2014/chartex" xmlns:cx1="http://schemas.microsoft.com/office/drawing/2015/9/8/chartex" xmlns:mc="http://schemas.openxmlformats.org/markup-compatibility/2006" xmlns:o="urn:schemas-microsoft-com:office:office" xmlns:r="http://schemas.openxmlformats.org/officeDocument/2006/relationships" xmlns:m="http://schemas.openxmlformats.org/officeDocument/2006/math" xmlns:v="urn:schemas-microsoft-com:vml" xmlns:wp14="http://schemas.microsoft.com/office/word/2010/wordprocessingDrawing" xmlns:wp="http://schemas.openxmlformats.org/drawingml/2006/wordprocessingDrawing" xmlns:w10="urn:schemas-microsoft-com:office:word" xmlns:w="http://schemas.openxmlformats.org/wordprocessingml/2006/main" xmlns:w14="http://schemas.microsoft.com/office/word/2010/wordml" xmlns:w15="http://schemas.microsoft.com/office/word/2012/wordml" xmlns:w16se="http://schemas.microsoft.com/office/word/2015/wordml/symex" xmlns:wpg="http://schemas.microsoft.com/office/word/2010/wordprocessingGroup" xmlns:wpi="http://schemas.microsoft.com/office/word/2010/wordprocessingInk" xmlns:wne="http://schemas.microsoft.com/office/word/2006/wordml" xmlns:wps="http://schemas.microsoft.com/office/word/2010/wordprocessingShape" mc:Ignorable="w14 w15 w16se wp14">
+<w:footnotes xmlns:wpc="http://schemas.microsoft.com/office/word/2010/wordprocessingCanvas" xmlns:cx="http://schemas.microsoft.com/office/drawing/2014/chartex" xmlns:cx1="http://schemas.microsoft.com/office/drawing/2015/9/8/chartex" xmlns:cx2="http://schemas.microsoft.com/office/drawing/2015/10/21/chartex" xmlns:cx3="http://schemas.microsoft.com/office/drawing/2016/5/9/chartex" xmlns:cx4="http://schemas.microsoft.com/office/drawing/2016/5/10/chartex" xmlns:cx5="http://schemas.microsoft.com/office/drawing/2016/5/11/chartex" xmlns:cx6="http://schemas.microsoft.com/office/drawing/2016/5/12/chartex" xmlns:cx7="http://schemas.microsoft.com/office/drawing/2016/5/13/chartex" xmlns:cx8="http://schemas.microsoft.com/office/drawing/2016/5/14/chartex" xmlns:mc="http://schemas.openxmlformats.org/markup-compatibility/2006" xmlns:aink="http://schemas.microsoft.com/office/drawing/2016/ink" xmlns:am3d="http://schemas.microsoft.com/office/drawing/2017/model3d" xmlns:o="urn:schemas-microsoft-com:office:office" xmlns:r="http://schemas.openxmlformats.org/officeDocument/2006/relationships" xmlns:m="http://schemas.openxmlformats.org/officeDocument/2006/math" xmlns:v="urn:schemas-microsoft-com:vml" xmlns:wp14="http://schemas.microsoft.com/office/word/2010/wordprocessingDrawing" xmlns:wp="http://schemas.openxmlformats.org/drawingml/2006/wordprocessingDrawing" xmlns:w10="urn:schemas-microsoft-com:office:word" xmlns:w="http://schemas.openxmlformats.org/wordprocessingml/2006/main" xmlns:w14="http://schemas.microsoft.com/office/word/2010/wordml" xmlns:w15="http://schemas.microsoft.com/office/word/2012/wordml" xmlns:w16cex="http://schemas.microsoft.com/office/word/2018/wordml/cex" xmlns:w16cid="http://schemas.microsoft.com/office/word/2016/wordml/cid" xmlns:w16="http://schemas.microsoft.com/office/word/2018/wordml" xmlns:w16sdtdh="http://schemas.microsoft.com/office/word/2020/wordml/sdtdatahash" xmlns:w16se="http://schemas.microsoft.com/office/word/2015/wordml/symex" xmlns:wpg="http://schemas.microsoft.com/office/word/2010/wordprocessingGroup" xmlns:wpi="http://schemas.microsoft.com/office/word/2010/wordprocessingInk" xmlns:wne="http://schemas.microsoft.com/office/word/2006/wordml" xmlns:wps="http://schemas.microsoft.com/office/word/2010/wordprocessingShape" mc:Ignorable="w14 w15 w16se w16cid w16 w16cex w16sdtdh wp14">
   <w:footnote w:type="separator" w:id="-1">
     <w:p>
       <w:pPr>
@@ -14267,19 +14246,17 @@
 </file>
 
 <file path=word/header1.xml><?xml version="1.0" encoding="utf-8"?>
-<w:hdr xmlns:wpc="http://schemas.microsoft.com/office/word/2010/wordprocessingCanvas" xmlns:cx="http://schemas.microsoft.com/office/drawing/2014/chartex" xmlns:cx1="http://schemas.microsoft.com/office/drawing/2015/9/8/chartex" xmlns:mc="http://schemas.openxmlformats.org/markup-compatibility/2006" xmlns:o="urn:schemas-microsoft-com:office:office" xmlns:r="http://schemas.openxmlformats.org/officeDocument/2006/relationships" xmlns:m="http://schemas.openxmlformats.org/officeDocument/2006/math" xmlns:v="urn:schemas-microsoft-com:vml" xmlns:wp14="http://schemas.microsoft.com/office/word/2010/wordprocessingDrawing" xmlns:wp="http://schemas.openxmlformats.org/drawingml/2006/wordprocessingDrawing" xmlns:w10="urn:schemas-microsoft-com:office:word" xmlns:w="http://schemas.openxmlformats.org/wordprocessingml/2006/main" xmlns:w14="http://schemas.microsoft.com/office/word/2010/wordml" xmlns:w15="http://schemas.microsoft.com/office/word/2012/wordml" xmlns:w16se="http://schemas.microsoft.com/office/word/2015/wordml/symex" xmlns:wpg="http://schemas.microsoft.com/office/word/2010/wordprocessingGroup" xmlns:wpi="http://schemas.microsoft.com/office/word/2010/wordprocessingInk" xmlns:wne="http://schemas.microsoft.com/office/word/2006/wordml" xmlns:wps="http://schemas.microsoft.com/office/word/2010/wordprocessingShape" mc:Ignorable="w14 w15 w16se wp14">
+<w:hdr xmlns:wpc="http://schemas.microsoft.com/office/word/2010/wordprocessingCanvas" xmlns:cx="http://schemas.microsoft.com/office/drawing/2014/chartex" xmlns:cx1="http://schemas.microsoft.com/office/drawing/2015/9/8/chartex" xmlns:cx2="http://schemas.microsoft.com/office/drawing/2015/10/21/chartex" xmlns:cx3="http://schemas.microsoft.com/office/drawing/2016/5/9/chartex" xmlns:cx4="http://schemas.microsoft.com/office/drawing/2016/5/10/chartex" xmlns:cx5="http://schemas.microsoft.com/office/drawing/2016/5/11/chartex" xmlns:cx6="http://schemas.microsoft.com/office/drawing/2016/5/12/chartex" xmlns:cx7="http://schemas.microsoft.com/office/drawing/2016/5/13/chartex" xmlns:cx8="http://schemas.microsoft.com/office/drawing/2016/5/14/chartex" xmlns:mc="http://schemas.openxmlformats.org/markup-compatibility/2006" xmlns:aink="http://schemas.microsoft.com/office/drawing/2016/ink" xmlns:am3d="http://schemas.microsoft.com/office/drawing/2017/model3d" xmlns:o="urn:schemas-microsoft-com:office:office" xmlns:r="http://schemas.openxmlformats.org/officeDocument/2006/relationships" xmlns:m="http://schemas.openxmlformats.org/officeDocument/2006/math" xmlns:v="urn:schemas-microsoft-com:vml" xmlns:wp14="http://schemas.microsoft.com/office/word/2010/wordprocessingDrawing" xmlns:wp="http://schemas.openxmlformats.org/drawingml/2006/wordprocessingDrawing" xmlns:w10="urn:schemas-microsoft-com:office:word" xmlns:w="http://schemas.openxmlformats.org/wordprocessingml/2006/main" xmlns:w14="http://schemas.microsoft.com/office/word/2010/wordml" xmlns:w15="http://schemas.microsoft.com/office/word/2012/wordml" xmlns:w16cex="http://schemas.microsoft.com/office/word/2018/wordml/cex" xmlns:w16cid="http://schemas.microsoft.com/office/word/2016/wordml/cid" xmlns:w16="http://schemas.microsoft.com/office/word/2018/wordml" xmlns:w16sdtdh="http://schemas.microsoft.com/office/word/2020/wordml/sdtdatahash" xmlns:w16se="http://schemas.microsoft.com/office/word/2015/wordml/symex" xmlns:wpg="http://schemas.microsoft.com/office/word/2010/wordprocessingGroup" xmlns:wpi="http://schemas.microsoft.com/office/word/2010/wordprocessingInk" xmlns:wne="http://schemas.microsoft.com/office/word/2006/wordml" xmlns:wps="http://schemas.microsoft.com/office/word/2010/wordprocessingShape" mc:Ignorable="w14 w15 w16se w16cid w16 w16cex w16sdtdh wp14">
   <w:p>
     <w:pPr>
       <w:pStyle w:val="a3"/>
     </w:pPr>
-    <w:proofErr w:type="spellStart"/>
     <w:r>
       <w:rPr>
         <w:rFonts w:hint="eastAsia"/>
       </w:rPr>
       <w:t>대회준비도</w:t>
     </w:r>
-    <w:proofErr w:type="spellEnd"/>
     <w:r>
       <w:t xml:space="preserve"> </w:t>
     </w:r>
@@ -14304,7 +14281,7 @@
 </file>
 
 <file path=word/header2.xml><?xml version="1.0" encoding="utf-8"?>
-<w:hdr xmlns:wpc="http://schemas.microsoft.com/office/word/2010/wordprocessingCanvas" xmlns:cx="http://schemas.microsoft.com/office/drawing/2014/chartex" xmlns:cx1="http://schemas.microsoft.com/office/drawing/2015/9/8/chartex" xmlns:mc="http://schemas.openxmlformats.org/markup-compatibility/2006" xmlns:o="urn:schemas-microsoft-com:office:office" xmlns:r="http://schemas.openxmlformats.org/officeDocument/2006/relationships" xmlns:m="http://schemas.openxmlformats.org/officeDocument/2006/math" xmlns:v="urn:schemas-microsoft-com:vml" xmlns:wp14="http://schemas.microsoft.com/office/word/2010/wordprocessingDrawing" xmlns:wp="http://schemas.openxmlformats.org/drawingml/2006/wordprocessingDrawing" xmlns:w10="urn:schemas-microsoft-com:office:word" xmlns:w="http://schemas.openxmlformats.org/wordprocessingml/2006/main" xmlns:w14="http://schemas.microsoft.com/office/word/2010/wordml" xmlns:w15="http://schemas.microsoft.com/office/word/2012/wordml" xmlns:w16se="http://schemas.microsoft.com/office/word/2015/wordml/symex" xmlns:wpg="http://schemas.microsoft.com/office/word/2010/wordprocessingGroup" xmlns:wpi="http://schemas.microsoft.com/office/word/2010/wordprocessingInk" xmlns:wne="http://schemas.microsoft.com/office/word/2006/wordml" xmlns:wps="http://schemas.microsoft.com/office/word/2010/wordprocessingShape" mc:Ignorable="w14 w15 w16se wp14">
+<w:hdr xmlns:wpc="http://schemas.microsoft.com/office/word/2010/wordprocessingCanvas" xmlns:cx="http://schemas.microsoft.com/office/drawing/2014/chartex" xmlns:cx1="http://schemas.microsoft.com/office/drawing/2015/9/8/chartex" xmlns:cx2="http://schemas.microsoft.com/office/drawing/2015/10/21/chartex" xmlns:cx3="http://schemas.microsoft.com/office/drawing/2016/5/9/chartex" xmlns:cx4="http://schemas.microsoft.com/office/drawing/2016/5/10/chartex" xmlns:cx5="http://schemas.microsoft.com/office/drawing/2016/5/11/chartex" xmlns:cx6="http://schemas.microsoft.com/office/drawing/2016/5/12/chartex" xmlns:cx7="http://schemas.microsoft.com/office/drawing/2016/5/13/chartex" xmlns:cx8="http://schemas.microsoft.com/office/drawing/2016/5/14/chartex" xmlns:mc="http://schemas.openxmlformats.org/markup-compatibility/2006" xmlns:aink="http://schemas.microsoft.com/office/drawing/2016/ink" xmlns:am3d="http://schemas.microsoft.com/office/drawing/2017/model3d" xmlns:o="urn:schemas-microsoft-com:office:office" xmlns:r="http://schemas.openxmlformats.org/officeDocument/2006/relationships" xmlns:m="http://schemas.openxmlformats.org/officeDocument/2006/math" xmlns:v="urn:schemas-microsoft-com:vml" xmlns:wp14="http://schemas.microsoft.com/office/word/2010/wordprocessingDrawing" xmlns:wp="http://schemas.openxmlformats.org/drawingml/2006/wordprocessingDrawing" xmlns:w10="urn:schemas-microsoft-com:office:word" xmlns:w="http://schemas.openxmlformats.org/wordprocessingml/2006/main" xmlns:w14="http://schemas.microsoft.com/office/word/2010/wordml" xmlns:w15="http://schemas.microsoft.com/office/word/2012/wordml" xmlns:w16cex="http://schemas.microsoft.com/office/word/2018/wordml/cex" xmlns:w16cid="http://schemas.microsoft.com/office/word/2016/wordml/cid" xmlns:w16="http://schemas.microsoft.com/office/word/2018/wordml" xmlns:w16sdtdh="http://schemas.microsoft.com/office/word/2020/wordml/sdtdatahash" xmlns:w16se="http://schemas.microsoft.com/office/word/2015/wordml/symex" xmlns:wpg="http://schemas.microsoft.com/office/word/2010/wordprocessingGroup" xmlns:wpi="http://schemas.microsoft.com/office/word/2010/wordprocessingInk" xmlns:wne="http://schemas.microsoft.com/office/word/2006/wordml" xmlns:wps="http://schemas.microsoft.com/office/word/2010/wordprocessingShape" mc:Ignorable="w14 w15 w16se w16cid w16 w16cex w16sdtdh wp14">
   <w:p>
     <w:pPr>
       <w:pStyle w:val="a3"/>
@@ -14386,7 +14363,7 @@
 </file>
 
 <file path=word/header3.xml><?xml version="1.0" encoding="utf-8"?>
-<w:hdr xmlns:wpc="http://schemas.microsoft.com/office/word/2010/wordprocessingCanvas" xmlns:cx="http://schemas.microsoft.com/office/drawing/2014/chartex" xmlns:cx1="http://schemas.microsoft.com/office/drawing/2015/9/8/chartex" xmlns:mc="http://schemas.openxmlformats.org/markup-compatibility/2006" xmlns:o="urn:schemas-microsoft-com:office:office" xmlns:r="http://schemas.openxmlformats.org/officeDocument/2006/relationships" xmlns:m="http://schemas.openxmlformats.org/officeDocument/2006/math" xmlns:v="urn:schemas-microsoft-com:vml" xmlns:wp14="http://schemas.microsoft.com/office/word/2010/wordprocessingDrawing" xmlns:wp="http://schemas.openxmlformats.org/drawingml/2006/wordprocessingDrawing" xmlns:w10="urn:schemas-microsoft-com:office:word" xmlns:w="http://schemas.openxmlformats.org/wordprocessingml/2006/main" xmlns:w14="http://schemas.microsoft.com/office/word/2010/wordml" xmlns:w15="http://schemas.microsoft.com/office/word/2012/wordml" xmlns:w16se="http://schemas.microsoft.com/office/word/2015/wordml/symex" xmlns:wpg="http://schemas.microsoft.com/office/word/2010/wordprocessingGroup" xmlns:wpi="http://schemas.microsoft.com/office/word/2010/wordprocessingInk" xmlns:wne="http://schemas.microsoft.com/office/word/2006/wordml" xmlns:wps="http://schemas.microsoft.com/office/word/2010/wordprocessingShape" mc:Ignorable="w14 w15 w16se wp14">
+<w:hdr xmlns:wpc="http://schemas.microsoft.com/office/word/2010/wordprocessingCanvas" xmlns:cx="http://schemas.microsoft.com/office/drawing/2014/chartex" xmlns:cx1="http://schemas.microsoft.com/office/drawing/2015/9/8/chartex" xmlns:cx2="http://schemas.microsoft.com/office/drawing/2015/10/21/chartex" xmlns:cx3="http://schemas.microsoft.com/office/drawing/2016/5/9/chartex" xmlns:cx4="http://schemas.microsoft.com/office/drawing/2016/5/10/chartex" xmlns:cx5="http://schemas.microsoft.com/office/drawing/2016/5/11/chartex" xmlns:cx6="http://schemas.microsoft.com/office/drawing/2016/5/12/chartex" xmlns:cx7="http://schemas.microsoft.com/office/drawing/2016/5/13/chartex" xmlns:cx8="http://schemas.microsoft.com/office/drawing/2016/5/14/chartex" xmlns:mc="http://schemas.openxmlformats.org/markup-compatibility/2006" xmlns:aink="http://schemas.microsoft.com/office/drawing/2016/ink" xmlns:am3d="http://schemas.microsoft.com/office/drawing/2017/model3d" xmlns:o="urn:schemas-microsoft-com:office:office" xmlns:r="http://schemas.openxmlformats.org/officeDocument/2006/relationships" xmlns:m="http://schemas.openxmlformats.org/officeDocument/2006/math" xmlns:v="urn:schemas-microsoft-com:vml" xmlns:wp14="http://schemas.microsoft.com/office/word/2010/wordprocessingDrawing" xmlns:wp="http://schemas.openxmlformats.org/drawingml/2006/wordprocessingDrawing" xmlns:w10="urn:schemas-microsoft-com:office:word" xmlns:w="http://schemas.openxmlformats.org/wordprocessingml/2006/main" xmlns:w14="http://schemas.microsoft.com/office/word/2010/wordml" xmlns:w15="http://schemas.microsoft.com/office/word/2012/wordml" xmlns:w16cex="http://schemas.microsoft.com/office/word/2018/wordml/cex" xmlns:w16cid="http://schemas.microsoft.com/office/word/2016/wordml/cid" xmlns:w16="http://schemas.microsoft.com/office/word/2018/wordml" xmlns:w16sdtdh="http://schemas.microsoft.com/office/word/2020/wordml/sdtdatahash" xmlns:w16se="http://schemas.microsoft.com/office/word/2015/wordml/symex" xmlns:wpg="http://schemas.microsoft.com/office/word/2010/wordprocessingGroup" xmlns:wpi="http://schemas.microsoft.com/office/word/2010/wordprocessingInk" xmlns:wne="http://schemas.microsoft.com/office/word/2006/wordml" xmlns:wps="http://schemas.microsoft.com/office/word/2010/wordprocessingShape" mc:Ignorable="w14 w15 w16se w16cid w16 w16cex w16sdtdh wp14">
   <w:p>
     <w:pPr>
       <w:pStyle w:val="a3"/>
@@ -14396,7 +14373,7 @@
 </file>
 
 <file path=word/numbering.xml><?xml version="1.0" encoding="utf-8"?>
-<w:numbering xmlns:wpc="http://schemas.microsoft.com/office/word/2010/wordprocessingCanvas" xmlns:cx="http://schemas.microsoft.com/office/drawing/2014/chartex" xmlns:cx1="http://schemas.microsoft.com/office/drawing/2015/9/8/chartex" xmlns:mc="http://schemas.openxmlformats.org/markup-compatibility/2006" xmlns:o="urn:schemas-microsoft-com:office:office" xmlns:r="http://schemas.openxmlformats.org/officeDocument/2006/relationships" xmlns:m="http://schemas.openxmlformats.org/officeDocument/2006/math" xmlns:v="urn:schemas-microsoft-com:vml" xmlns:wp14="http://schemas.microsoft.com/office/word/2010/wordprocessingDrawing" xmlns:wp="http://schemas.openxmlformats.org/drawingml/2006/wordprocessingDrawing" xmlns:w10="urn:schemas-microsoft-com:office:word" xmlns:w="http://schemas.openxmlformats.org/wordprocessingml/2006/main" xmlns:w14="http://schemas.microsoft.com/office/word/2010/wordml" xmlns:w15="http://schemas.microsoft.com/office/word/2012/wordml" xmlns:w16se="http://schemas.microsoft.com/office/word/2015/wordml/symex" xmlns:wpg="http://schemas.microsoft.com/office/word/2010/wordprocessingGroup" xmlns:wpi="http://schemas.microsoft.com/office/word/2010/wordprocessingInk" xmlns:wne="http://schemas.microsoft.com/office/word/2006/wordml" xmlns:wps="http://schemas.microsoft.com/office/word/2010/wordprocessingShape" mc:Ignorable="w14 w15 w16se wp14">
+<w:numbering xmlns:wpc="http://schemas.microsoft.com/office/word/2010/wordprocessingCanvas" xmlns:cx="http://schemas.microsoft.com/office/drawing/2014/chartex" xmlns:cx1="http://schemas.microsoft.com/office/drawing/2015/9/8/chartex" xmlns:cx2="http://schemas.microsoft.com/office/drawing/2015/10/21/chartex" xmlns:cx3="http://schemas.microsoft.com/office/drawing/2016/5/9/chartex" xmlns:cx4="http://schemas.microsoft.com/office/drawing/2016/5/10/chartex" xmlns:cx5="http://schemas.microsoft.com/office/drawing/2016/5/11/chartex" xmlns:cx6="http://schemas.microsoft.com/office/drawing/2016/5/12/chartex" xmlns:cx7="http://schemas.microsoft.com/office/drawing/2016/5/13/chartex" xmlns:cx8="http://schemas.microsoft.com/office/drawing/2016/5/14/chartex" xmlns:mc="http://schemas.openxmlformats.org/markup-compatibility/2006" xmlns:aink="http://schemas.microsoft.com/office/drawing/2016/ink" xmlns:am3d="http://schemas.microsoft.com/office/drawing/2017/model3d" xmlns:o="urn:schemas-microsoft-com:office:office" xmlns:r="http://schemas.openxmlformats.org/officeDocument/2006/relationships" xmlns:m="http://schemas.openxmlformats.org/officeDocument/2006/math" xmlns:v="urn:schemas-microsoft-com:vml" xmlns:wp14="http://schemas.microsoft.com/office/word/2010/wordprocessingDrawing" xmlns:wp="http://schemas.openxmlformats.org/drawingml/2006/wordprocessingDrawing" xmlns:w10="urn:schemas-microsoft-com:office:word" xmlns:w="http://schemas.openxmlformats.org/wordprocessingml/2006/main" xmlns:w14="http://schemas.microsoft.com/office/word/2010/wordml" xmlns:w15="http://schemas.microsoft.com/office/word/2012/wordml" xmlns:w16cex="http://schemas.microsoft.com/office/word/2018/wordml/cex" xmlns:w16cid="http://schemas.microsoft.com/office/word/2016/wordml/cid" xmlns:w16="http://schemas.microsoft.com/office/word/2018/wordml" xmlns:w16sdtdh="http://schemas.microsoft.com/office/word/2020/wordml/sdtdatahash" xmlns:w16se="http://schemas.microsoft.com/office/word/2015/wordml/symex" xmlns:wpg="http://schemas.microsoft.com/office/word/2010/wordprocessingGroup" xmlns:wpi="http://schemas.microsoft.com/office/word/2010/wordprocessingInk" xmlns:wne="http://schemas.microsoft.com/office/word/2006/wordml" xmlns:wps="http://schemas.microsoft.com/office/word/2010/wordprocessingShape" mc:Ignorable="w14 w15 w16se w16cid w16 w16cex w16sdtdh wp14">
   <w:abstractNum w:abstractNumId="0" w15:restartNumberingAfterBreak="0">
     <w:nsid w:val="0F067975"/>
     <w:multiLevelType w:val="multilevel"/>
@@ -16597,7 +16574,7 @@
 </file>
 
 <file path=word/styles.xml><?xml version="1.0" encoding="utf-8"?>
-<w:styles xmlns:mc="http://schemas.openxmlformats.org/markup-compatibility/2006" xmlns:r="http://schemas.openxmlformats.org/officeDocument/2006/relationships" xmlns:w="http://schemas.openxmlformats.org/wordprocessingml/2006/main" xmlns:w14="http://schemas.microsoft.com/office/word/2010/wordml" xmlns:w15="http://schemas.microsoft.com/office/word/2012/wordml" xmlns:w16se="http://schemas.microsoft.com/office/word/2015/wordml/symex" mc:Ignorable="w14 w15 w16se">
+<w:styles xmlns:mc="http://schemas.openxmlformats.org/markup-compatibility/2006" xmlns:r="http://schemas.openxmlformats.org/officeDocument/2006/relationships" xmlns:w="http://schemas.openxmlformats.org/wordprocessingml/2006/main" xmlns:w14="http://schemas.microsoft.com/office/word/2010/wordml" xmlns:w15="http://schemas.microsoft.com/office/word/2012/wordml" xmlns:w16cex="http://schemas.microsoft.com/office/word/2018/wordml/cex" xmlns:w16cid="http://schemas.microsoft.com/office/word/2016/wordml/cid" xmlns:w16="http://schemas.microsoft.com/office/word/2018/wordml" xmlns:w16sdtdh="http://schemas.microsoft.com/office/word/2020/wordml/sdtdatahash" xmlns:w16se="http://schemas.microsoft.com/office/word/2015/wordml/symex" mc:Ignorable="w14 w15 w16se w16cid w16 w16cex w16sdtdh">
   <w:docDefaults>
     <w:rPrDefault>
       <w:rPr>
@@ -16614,7 +16591,7 @@
       </w:pPr>
     </w:pPrDefault>
   </w:docDefaults>
-  <w:latentStyles w:defLockedState="0" w:defUIPriority="99" w:defSemiHidden="0" w:defUnhideWhenUsed="0" w:defQFormat="0" w:count="371">
+  <w:latentStyles w:defLockedState="0" w:defUIPriority="99" w:defSemiHidden="0" w:defUnhideWhenUsed="0" w:defQFormat="0" w:count="376">
     <w:lsdException w:name="Normal" w:uiPriority="0" w:qFormat="1"/>
     <w:lsdException w:name="heading 1" w:uiPriority="9" w:qFormat="1"/>
     <w:lsdException w:name="heading 2" w:semiHidden="1" w:uiPriority="9" w:unhideWhenUsed="1" w:qFormat="1"/>
@@ -16720,7 +16697,6 @@
     <w:lsdException w:name="HTML Sample" w:semiHidden="1" w:unhideWhenUsed="1"/>
     <w:lsdException w:name="HTML Typewriter" w:semiHidden="1" w:unhideWhenUsed="1"/>
     <w:lsdException w:name="HTML Variable" w:semiHidden="1" w:unhideWhenUsed="1"/>
-    <w:lsdException w:name="Normal Table" w:semiHidden="1" w:unhideWhenUsed="1"/>
     <w:lsdException w:name="annotation subject" w:semiHidden="1" w:unhideWhenUsed="1"/>
     <w:lsdException w:name="No List" w:semiHidden="1" w:unhideWhenUsed="1"/>
     <w:lsdException w:name="Outline List 1" w:semiHidden="1" w:unhideWhenUsed="1"/>
@@ -16763,11 +16739,8 @@
     <w:lsdException w:name="Table Contemporary" w:semiHidden="1" w:unhideWhenUsed="1"/>
     <w:lsdException w:name="Table Elegant" w:semiHidden="1" w:unhideWhenUsed="1"/>
     <w:lsdException w:name="Table Professional" w:semiHidden="1" w:unhideWhenUsed="1"/>
-    <w:lsdException w:name="Table Subtle 1" w:semiHidden="1" w:unhideWhenUsed="1"/>
     <w:lsdException w:name="Table Subtle 2" w:semiHidden="1" w:unhideWhenUsed="1"/>
     <w:lsdException w:name="Table Web 1" w:semiHidden="1" w:unhideWhenUsed="1"/>
-    <w:lsdException w:name="Table Web 2" w:semiHidden="1" w:unhideWhenUsed="1"/>
-    <w:lsdException w:name="Table Web 3" w:semiHidden="1" w:unhideWhenUsed="1"/>
     <w:lsdException w:name="Balloon Text" w:semiHidden="1" w:unhideWhenUsed="1"/>
     <w:lsdException w:name="Table Grid" w:uiPriority="39"/>
     <w:lsdException w:name="Table Theme" w:semiHidden="1" w:unhideWhenUsed="1"/>
@@ -16986,6 +16959,11 @@
     <w:lsdException w:name="List Table 5 Dark Accent 6" w:uiPriority="50"/>
     <w:lsdException w:name="List Table 6 Colorful Accent 6" w:uiPriority="51"/>
     <w:lsdException w:name="List Table 7 Colorful Accent 6" w:uiPriority="52"/>
+    <w:lsdException w:name="Mention" w:semiHidden="1" w:unhideWhenUsed="1"/>
+    <w:lsdException w:name="Smart Hyperlink" w:semiHidden="1" w:unhideWhenUsed="1"/>
+    <w:lsdException w:name="Hashtag" w:semiHidden="1" w:unhideWhenUsed="1"/>
+    <w:lsdException w:name="Unresolved Mention" w:semiHidden="1" w:unhideWhenUsed="1"/>
+    <w:lsdException w:name="Smart Link" w:semiHidden="1" w:unhideWhenUsed="1"/>
   </w:latentStyles>
   <w:style w:type="paragraph" w:default="1" w:styleId="a">
     <w:name w:val="Normal"/>
@@ -17021,6 +16999,7 @@
   <w:style w:type="character" w:default="1" w:styleId="a0">
     <w:name w:val="Default Paragraph Font"/>
     <w:uiPriority w:val="1"/>
+    <w:semiHidden/>
     <w:unhideWhenUsed/>
   </w:style>
   <w:style w:type="table" w:default="1" w:styleId="a1">
